--- a/facilitator-guide-root-cause.docx
+++ b/facilitator-guide-root-cause.docx
@@ -957,6 +957,142 @@
       </w:r>
       <w:r>
         <w:t xml:space="preserve"> to escalate causes the team can't fix alone.</w:t>
+      </w:r>
+    </w:p>
+    <w:p>
+      <w:pPr>
+        <w:pStyle w:val="Heading1"/>
+      </w:pPr>
+      <w:r>
+        <w:t xml:space="preserve">Recreate it in your whiteboard</w:t>
+      </w:r>
+    </w:p>
+    <w:p>
+      <w:pPr>
+        <w:pStyle w:val="Small"/>
+      </w:pPr>
+      <w:r>
+        <w:t xml:space="preserve">Paste this into your whiteboard's AI assistant (for example Miro AI or Atlassian Rovo) or a general assistant, to get an editable, native version of the board. Results vary by tool, so expect to tidy it up. For an exact copy, import the SVG as a locked background instead.</w:t>
+      </w:r>
+    </w:p>
+    <w:p>
+      <w:r>
+        <w:t xml:space="preserve">Create an editable whiteboard for “Root Cause Analysis”, a workshop board.</w:t>
+      </w:r>
+    </w:p>
+    <w:p>
+      <w:r>
+        <w:t xml:space="preserve">Purpose: Dig beneath a recurring problem with a fishbone and 5 Whys, check the cause, and test a fix.</w:t>
+      </w:r>
+    </w:p>
+    <w:p>
+      <w:r>
+        <w:t xml:space="preserve">Layout: a wide landscape board (about 16:11). Make one frame per section below, placed as described. In each frame, add the section name as a heading, then its content as short text labels or empty fields to fill in. Leave space in each frame for sticky notes. Use the header colour given. Keep the wording as written and don't add extra content.</w:t>
+      </w:r>
+    </w:p>
+    <w:p>
+      <w:r>
+        <w:t xml:space="preserve">Header fields to fill in: Team, Date</w:t>
+      </w:r>
+    </w:p>
+    <w:p>
+      <w:r>
+        <w:t xml:space="preserve">Sections:</w:t>
+      </w:r>
+    </w:p>
+    <w:p>
+      <w:r>
+        <w:t xml:space="preserve">1. The Problem: top full width, about 100% wide and 15% tall; header colour slate grey.</w:t>
+      </w:r>
+    </w:p>
+    <w:p>
+      <w:r>
+        <w:t xml:space="preserve">   Subtitle: Facts, not blame</w:t>
+      </w:r>
+    </w:p>
+    <w:p>
+      <w:r>
+        <w:t xml:space="preserve">   Content: What happened: · When, where, how often: · Impact:</w:t>
+      </w:r>
+    </w:p>
+    <w:p>
+      <w:r>
+        <w:t xml:space="preserve">2. Fishbone: middle left, about 65% wide and 50% tall; header colour blue.</w:t>
+      </w:r>
+    </w:p>
+    <w:p>
+      <w:r>
+        <w:t xml:space="preserve">   Subtitle: Stickies on the bone they belong to</w:t>
+      </w:r>
+    </w:p>
+    <w:p>
+      <w:r>
+        <w:t xml:space="preserve">   Content: People &amp; Skills · Process · Tools &amp; Tech · Problem: · Environment · Information · Requirements</w:t>
+      </w:r>
+    </w:p>
+    <w:p>
+      <w:r>
+        <w:t xml:space="preserve">3. 5 Whys: middle right, about 35% wide and 50% tall; header colour purple.</w:t>
+      </w:r>
+    </w:p>
+    <w:p>
+      <w:r>
+        <w:t xml:space="preserve">   Subtitle: Ask why until you reach a cause you can fix</w:t>
+      </w:r>
+    </w:p>
+    <w:p>
+      <w:r>
+        <w:t xml:space="preserve">   Content: Why 1? · ↓ (×4) · Why 2? · Why 3? · Why 4? · Why 5? · Root cause:</w:t>
+      </w:r>
+    </w:p>
+    <w:p>
+      <w:r>
+        <w:t xml:space="preserve">4. Check the Cause: bottom left, about 35% wide and 30% tall; header colour amber.</w:t>
+      </w:r>
+    </w:p>
+    <w:p>
+      <w:r>
+        <w:t xml:space="preserve">   Subtitle: Before you fix it</w:t>
+      </w:r>
+    </w:p>
+    <w:p>
+      <w:r>
+        <w:t xml:space="preserve">   Content: If we fixed this, would the problem stop? · Do we have evidence, not just opinion? · Is it about the system, not a person? · Is it within our control or influence? · Would it explain other problems too? · Any “no”? Ask why again, or test another branch.</w:t>
+      </w:r>
+    </w:p>
+    <w:p>
+      <w:r>
+        <w:t xml:space="preserve">5. Countermeasures: bottom centre, about 35% wide and 30% tall; header colour dark green.</w:t>
+      </w:r>
+    </w:p>
+    <w:p>
+      <w:r>
+        <w:t xml:space="preserve">   Subtitle: Small, testable fixes</w:t>
+      </w:r>
+    </w:p>
+    <w:p>
+      <w:r>
+        <w:t xml:space="preserve">   Content: Action: · Owner: · By when:</w:t>
+      </w:r>
+    </w:p>
+    <w:p>
+      <w:r>
+        <w:t xml:space="preserve">6. Did It Work?: bottom right, about 35% wide and 30% tall; header colour emerald green.</w:t>
+      </w:r>
+    </w:p>
+    <w:p>
+      <w:r>
+        <w:t xml:space="preserve">   Content: We'll measure: · Baseline: · Check on: · Result: · Fixed · Better · No change</w:t>
+      </w:r>
+    </w:p>
+    <w:p>
+      <w:r>
+        <w:t xml:space="preserve">Footer questions: “Why does this keep happening, and what in our system lets it?” “If we fixed the cause, what else would get better?”</w:t>
+      </w:r>
+    </w:p>
+    <w:p>
+      <w:r>
+        <w:t xml:space="preserve">Original board for reference: https://eparker71.github.io/agile-ways-of-working/root-cause-board.html</w:t>
       </w:r>
     </w:p>
     <w:p>

--- a/facilitator-guide-root-cause.docx
+++ b/facilitator-guide-root-cause.docx
@@ -220,7 +220,7 @@
         </w:numPr>
       </w:pPr>
       <w:r>
-        <w:t xml:space="preserve">Print the board at A3, or load the SVG as a digital background</w:t>
+        <w:t xml:space="preserve">Print the board at A3 or 11×17, or load the SVG as a digital background</w:t>
       </w:r>
     </w:p>
     <w:p>
